--- a/2-G-2/15-week-15/4-worksheet/Computer Worksheet G2 W15.docx
+++ b/2-G-2/15-week-15/4-worksheet/Computer Worksheet G2 W15.docx
@@ -407,8 +407,9 @@
           <w:sz w:val="36"/>
           <w:szCs w:val="36"/>
         </w:rPr>
-        <w:t xml:space="preserve">heet No. (   </w:t>
-      </w:r>
+        <w:t xml:space="preserve">heet No. </w:t>
+      </w:r>
+      <w:proofErr w:type="gramStart"/>
       <w:r>
         <w:rPr>
           <w:rFonts w:ascii="Lucida Bright" w:hAnsi="Lucida Bright"/>
@@ -417,8 +418,9 @@
           <w:sz w:val="36"/>
           <w:szCs w:val="36"/>
         </w:rPr>
-        <w:t>1</w:t>
-      </w:r>
+        <w:t xml:space="preserve">(  </w:t>
+      </w:r>
+      <w:proofErr w:type="gramEnd"/>
       <w:r>
         <w:rPr>
           <w:rFonts w:ascii="Lucida Bright" w:hAnsi="Lucida Bright"/>
@@ -427,7 +429,7 @@
           <w:sz w:val="36"/>
           <w:szCs w:val="36"/>
         </w:rPr>
-        <w:t>5</w:t>
+        <w:t xml:space="preserve"> </w:t>
       </w:r>
       <w:r>
         <w:rPr>
@@ -437,8 +439,40 @@
           <w:sz w:val="36"/>
           <w:szCs w:val="36"/>
         </w:rPr>
-        <w:t xml:space="preserve">   )</w:t>
-      </w:r>
+        <w:t>1</w:t>
+      </w:r>
+      <w:r>
+        <w:rPr>
+          <w:rFonts w:ascii="Lucida Bright" w:hAnsi="Lucida Bright"/>
+          <w:b/>
+          <w:bCs/>
+          <w:sz w:val="36"/>
+          <w:szCs w:val="36"/>
+        </w:rPr>
+        <w:t>5</w:t>
+      </w:r>
+      <w:r>
+        <w:rPr>
+          <w:rFonts w:ascii="Lucida Bright" w:hAnsi="Lucida Bright"/>
+          <w:b/>
+          <w:bCs/>
+          <w:sz w:val="36"/>
+          <w:szCs w:val="36"/>
+        </w:rPr>
+        <w:t xml:space="preserve"> </w:t>
+      </w:r>
+      <w:proofErr w:type="gramStart"/>
+      <w:r>
+        <w:rPr>
+          <w:rFonts w:ascii="Lucida Bright" w:hAnsi="Lucida Bright"/>
+          <w:b/>
+          <w:bCs/>
+          <w:sz w:val="36"/>
+          <w:szCs w:val="36"/>
+        </w:rPr>
+        <w:t xml:space="preserve">  )</w:t>
+      </w:r>
+      <w:proofErr w:type="gramEnd"/>
     </w:p>
     <w:p>
       <w:pPr>
@@ -470,7 +504,55 @@
           <w:szCs w:val="44"/>
           <w:u w:val="single"/>
         </w:rPr>
-        <w:t xml:space="preserve">Question A: state whether ( True ) or ( False ) </w:t>
+        <w:t xml:space="preserve">Question A: state whether </w:t>
+      </w:r>
+      <w:proofErr w:type="gramStart"/>
+      <w:r>
+        <w:rPr>
+          <w:rFonts w:ascii="Lucida Bright" w:hAnsi="Lucida Bright"/>
+          <w:b/>
+          <w:bCs/>
+          <w:sz w:val="44"/>
+          <w:szCs w:val="44"/>
+          <w:u w:val="single"/>
+        </w:rPr>
+        <w:t>( True</w:t>
+      </w:r>
+      <w:proofErr w:type="gramEnd"/>
+      <w:r>
+        <w:rPr>
+          <w:rFonts w:ascii="Lucida Bright" w:hAnsi="Lucida Bright"/>
+          <w:b/>
+          <w:bCs/>
+          <w:sz w:val="44"/>
+          <w:szCs w:val="44"/>
+          <w:u w:val="single"/>
+        </w:rPr>
+        <w:t xml:space="preserve"> ) or </w:t>
+      </w:r>
+      <w:proofErr w:type="gramStart"/>
+      <w:r>
+        <w:rPr>
+          <w:rFonts w:ascii="Lucida Bright" w:hAnsi="Lucida Bright"/>
+          <w:b/>
+          <w:bCs/>
+          <w:sz w:val="44"/>
+          <w:szCs w:val="44"/>
+          <w:u w:val="single"/>
+        </w:rPr>
+        <w:t>( False</w:t>
+      </w:r>
+      <w:proofErr w:type="gramEnd"/>
+      <w:r>
+        <w:rPr>
+          <w:rFonts w:ascii="Lucida Bright" w:hAnsi="Lucida Bright"/>
+          <w:b/>
+          <w:bCs/>
+          <w:sz w:val="44"/>
+          <w:szCs w:val="44"/>
+          <w:u w:val="single"/>
+        </w:rPr>
+        <w:t xml:space="preserve"> ) </w:t>
       </w:r>
     </w:p>
     <w:p>
@@ -513,7 +595,15 @@
           <w:sz w:val="56"/>
           <w:szCs w:val="56"/>
         </w:rPr>
-        <w:t xml:space="preserve">A </w:t>
+        <w:t>We use Kiddle Search engine to search for images.</w:t>
+      </w:r>
+      <w:r>
+        <w:rPr>
+          <w:rFonts w:ascii="Lucida Bright" w:hAnsi="Lucida Bright"/>
+          <w:sz w:val="56"/>
+          <w:szCs w:val="56"/>
+        </w:rPr>
+        <w:t xml:space="preserve"> </w:t>
       </w:r>
     </w:p>
     <w:p>
@@ -634,7 +724,7 @@
           <w:sz w:val="56"/>
           <w:szCs w:val="56"/>
         </w:rPr>
-        <w:t>W</w:t>
+        <w:t>To search for an image, click on Images tab in Kiddle.</w:t>
       </w:r>
     </w:p>
     <w:p>
@@ -727,13 +817,13 @@
         <mc:AlternateContent>
           <mc:Choice Requires="wps">
             <w:drawing>
-              <wp:anchor distT="45720" distB="45720" distL="114300" distR="114300" simplePos="0" relativeHeight="251661312" behindDoc="0" locked="0" layoutInCell="1" allowOverlap="1" wp14:anchorId="20D99B0E" wp14:editId="1128962C">
+              <wp:anchor distT="45720" distB="45720" distL="114300" distR="114300" simplePos="0" relativeHeight="251661312" behindDoc="0" locked="0" layoutInCell="1" allowOverlap="1" wp14:anchorId="20D99B0E" wp14:editId="4F5BCFB3">
                 <wp:simplePos x="0" y="0"/>
                 <wp:positionH relativeFrom="column">
                   <wp:posOffset>2088515</wp:posOffset>
                 </wp:positionH>
                 <wp:positionV relativeFrom="paragraph">
-                  <wp:posOffset>706332</wp:posOffset>
+                  <wp:posOffset>1137920</wp:posOffset>
                 </wp:positionV>
                 <wp:extent cx="2360930" cy="1404620"/>
                 <wp:effectExtent l="0" t="0" r="19050" b="24130"/>
@@ -817,7 +907,7 @@
                 <v:stroke joinstyle="miter"/>
                 <v:path gradientshapeok="t" o:connecttype="rect"/>
               </v:shapetype>
-              <v:shape id="Text Box 2" o:spid="_x0000_s1026" type="#_x0000_t202" style="position:absolute;margin-left:164.45pt;margin-top:55.6pt;width:185.9pt;height:110.6pt;z-index:251661312;visibility:visible;mso-wrap-style:square;mso-width-percent:400;mso-height-percent:200;mso-wrap-distance-left:9pt;mso-wrap-distance-top:3.6pt;mso-wrap-distance-right:9pt;mso-wrap-distance-bottom:3.6pt;mso-position-horizontal:absolute;mso-position-horizontal-relative:text;mso-position-vertical:absolute;mso-position-vertical-relative:text;mso-width-percent:400;mso-height-percent:200;mso-width-relative:margin;mso-height-relative:margin;v-text-anchor:top" o:gfxdata="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">
+              <v:shape id="Text Box 2" o:spid="_x0000_s1026" type="#_x0000_t202" style="position:absolute;margin-left:164.45pt;margin-top:89.6pt;width:185.9pt;height:110.6pt;z-index:251661312;visibility:visible;mso-wrap-style:square;mso-width-percent:400;mso-height-percent:200;mso-wrap-distance-left:9pt;mso-wrap-distance-top:3.6pt;mso-wrap-distance-right:9pt;mso-wrap-distance-bottom:3.6pt;mso-position-horizontal:absolute;mso-position-horizontal-relative:text;mso-position-vertical:absolute;mso-position-vertical-relative:text;mso-width-percent:400;mso-height-percent:200;mso-width-relative:margin;mso-height-relative:margin;v-text-anchor:top" o:gfxdata="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">
                 <v:textbox style="mso-fit-shape-to-text:t">
                   <w:txbxContent>
                     <w:p>
